--- a/syllabus/syllabus.docx
+++ b/syllabus/syllabus.docx
@@ -1219,7 +1219,7 @@
           <w:sz w:val="26"/>
           <w:szCs w:val="26"/>
         </w:rPr>
-        <w:t>Working with Claude: How the Exercises Are Built</w:t>
+        <w:t>Working with an AI assistant: How the Exercises Are Built</w:t>
       </w:r>
     </w:p>
     <w:p>
@@ -1228,7 +1228,7 @@
         <w:jc w:val="both"/>
       </w:pPr>
       <w:r>
-        <w:t>Students are expected to use an AI assistant such as Claude as a coding partner in this course. That is how practitioners work now, and pretending otherwise would not prepare them for the advanced courses or for practice. The exercises are designed around that reality: Claude can write the boilerplate, but it cannot do the learning for them. Every weekly exercise, therefore, has three parts.</w:t>
+        <w:t>Students are expected to use an AI assistant as a coding partner in this course. That is how practitioners work now, and pretending otherwise would not prepare them for the advanced courses or for practice. The exercises are designed around that reality: An AI assistant can write the boilerplate, but it cannot do the learning for them. Every weekly exercise, therefore, has three parts.</w:t>
       </w:r>
     </w:p>
     <w:p>
@@ -1313,7 +1313,7 @@
                 <w:sz w:val="18"/>
                 <w:szCs w:val="18"/>
               </w:rPr>
-              <w:t>Students produce working code that meets a specification or reaches a target metric, using Claude freely for scaffolding, syntax, and debugging.</w:t>
+              <w:t>Students produce working code that meets a specification or reaches a target metric, using an AI assistant freely for scaffolding, syntax, and debugging.</w:t>
             </w:r>
           </w:p>
         </w:tc>
@@ -1500,7 +1500,7 @@
           <w:b/>
           <w:bCs/>
         </w:rPr>
-        <w:t>critique a Claude-generated solution</w:t>
+        <w:t>critique an AI-generated solution</w:t>
       </w:r>
       <w:r>
         <w:t xml:space="preserve"> that contains a subtle, realistic mistake (a wrong loss, a data leak, a misplaced normalization). Finding it requires understanding, not generation.</w:t>
@@ -1569,7 +1569,7 @@
         <w:t xml:space="preserve">Disclosure. </w:t>
       </w:r>
       <w:r>
-        <w:t>Students note where they used Claude. Using it is encouraged; submitting work they cannot explain is an integrity violation (Section 9).</w:t>
+        <w:t>Students note where they used the AI assistant. Using it is encouraged; submitting work they cannot explain is an integrity violation (Section 9).</w:t>
       </w:r>
     </w:p>
     <w:p>
@@ -1851,7 +1851,7 @@
               <w:t xml:space="preserve">Build: </w:t>
             </w:r>
             <w:r>
-              <w:t>a tiny end-to-end training loop with Claude scaffolding.</w:t>
+              <w:t>a tiny end-to-end training loop with AI-assistant scaffolding.</w:t>
             </w:r>
             <w:r>
               <w:rPr>
@@ -1962,7 +1962,7 @@
               <w:t xml:space="preserve">Build: </w:t>
             </w:r>
             <w:r>
-              <w:t>a set of tensor ops with Claude's help.</w:t>
+              <w:t>a set of tensor ops with an AI assistant's help.</w:t>
             </w:r>
             <w:r>
               <w:rPr>
@@ -2341,7 +2341,7 @@
               <w:t xml:space="preserve">  Learn it: </w:t>
             </w:r>
             <w:r>
-              <w:t>pick the wrong loss on purpose, predict and observe the failure, then critique a Claude-written accuracy metric that is wrong under class imbalance.</w:t>
+              <w:t>pick the wrong loss on purpose, predict and observe the failure, then critique an AI-written accuracy metric that is wrong under class imbalance.</w:t>
             </w:r>
           </w:p>
         </w:tc>
@@ -3160,7 +3160,7 @@
               <w:t xml:space="preserve">  Learn it: </w:t>
             </w:r>
             <w:r>
-              <w:t>probe the latent space (interpolate, cluster), interpret what it captures, and critique a Claude-suggested but flawed contrastive loss.</w:t>
+              <w:t>probe the latent space (interpolate, cluster), interpret what it captures, and critique an AI-suggested but flawed contrastive loss.</w:t>
             </w:r>
           </w:p>
         </w:tc>
@@ -3264,23 +3264,7 @@
                 <w:sz w:val="17"/>
                 <w:szCs w:val="17"/>
               </w:rPr>
-              <w:t xml:space="preserve">Transfer learning and fine-tuning; model inference; the end-to-end workflow </w:t>
-            </w:r>
-            <w:r>
-              <w:rPr>
-                <w:color w:val="5A626C"/>
-                <w:sz w:val="17"/>
-                <w:szCs w:val="17"/>
-              </w:rPr>
-              <w:t>in</w:t>
-            </w:r>
-            <w:r>
-              <w:rPr>
-                <w:color w:val="5A626C"/>
-                <w:sz w:val="17"/>
-                <w:szCs w:val="17"/>
-              </w:rPr>
-              <w:t xml:space="preserve"> the advanced courses.</w:t>
+              <w:t xml:space="preserve">Transfer learning and fine-tuning; model inference; the end-to-end workflow in the advanced courses.</w:t>
             </w:r>
           </w:p>
         </w:tc>
@@ -3310,13 +3294,7 @@
               <w:t xml:space="preserve">Build: </w:t>
             </w:r>
             <w:r>
-              <w:t xml:space="preserve">fine-tune a pretrained model </w:t>
-            </w:r>
-            <w:r>
-              <w:t>end-to-end</w:t>
-            </w:r>
-            <w:r>
-              <w:t>.</w:t>
+              <w:t xml:space="preserve">fine-tune a pretrained model end-to-end.</w:t>
             </w:r>
             <w:r>
               <w:rPr>
@@ -3937,7 +3915,7 @@
         <w:jc w:val="both"/>
       </w:pPr>
       <w:r>
-        <w:t>Working solo or in a pair, students take a task end to end: frame it, build a suitable architecture from the families covered in the course, train and tune it, diagnose failures, and report results. Students may use Claude throughout. Deliverables are a one-page proposal (around week 8), a code submission, a short report with curves and discussion, a half-page reflection on what Claude did versus what they had to work out themselves, and a short oral defense in which they explain their design decisions. The oral defense is where understanding, rather than authorship, is confirmed.</w:t>
+        <w:t>Working solo or in a pair, students take a task end to end: frame it, build a suitable architecture from the families covered in the course, train and tune it, diagnose failures, and report results. Students may use an AI assistant throughout. Deliverables are a one-page proposal (around week 8), a code submission, a short report with curves and discussion, a half-page reflection on what the AI assistant did versus what they had to work out themselves, and a short oral defense in which they explain their design decisions. The oral defense is where understanding, rather than authorship, is confirmed.</w:t>
       </w:r>
     </w:p>
     <w:p>
@@ -4005,7 +3983,7 @@
         <w:t xml:space="preserve">AI assistant: </w:t>
       </w:r>
       <w:r>
-        <w:t>Claude (or an equivalent) is part of the toolkit and is expected for the Build portion of exercises.</w:t>
+        <w:t>An AI assistant is part of the toolkit and is expected for the Build portion of exercises.</w:t>
       </w:r>
     </w:p>
     <w:p>

--- a/syllabus/syllabus.docx
+++ b/syllabus/syllabus.docx
@@ -161,7 +161,7 @@
                 <w:sz w:val="20"/>
                 <w:szCs w:val="20"/>
               </w:rPr>
-              <w:t>3 h lecture + 2 h exercise/week</w:t>
+              <w:t>3 h lecture + 2 h practice/week</w:t>
             </w:r>
           </w:p>
         </w:tc>
@@ -283,7 +283,7 @@
                 <w:sz w:val="15"/>
                 <w:szCs w:val="15"/>
               </w:rPr>
-              <w:t>EXERCISE LAB</w:t>
+              <w:t>PRACTICE</w:t>
             </w:r>
           </w:p>
           <w:p>
@@ -739,7 +739,7 @@
         <w:jc w:val="both"/>
       </w:pPr>
       <w:r>
-        <w:t>The course is project- and exercise-based. Every week pairs a lecture with a hands-on exercise students build themselves, and the term ends in a project students take from framing to a working, evaluated model. The exercises are designed for the way students will actually work with an AI coding assistant at hand. Section 5 explains how that works.</w:t>
+        <w:t>The course is project- and lab-based. Every week pairs a lecture and a practice lesson with a hands-on lab students build themselves, and the term ends in a project students take from framing to a working, evaluated model. The labs are designed for the way students will actually work, with an AI coding assistant at hand. Section 5 explains how that works.</w:t>
       </w:r>
     </w:p>
     <w:p>
@@ -1122,7 +1122,7 @@
         <w:jc w:val="both"/>
       </w:pPr>
       <w:r>
-        <w:t xml:space="preserve">Each week combines a </w:t>
+        <w:t xml:space="preserve">Each week has three parts. A </w:t>
       </w:r>
       <w:r>
         <w:rPr>
@@ -1132,17 +1132,17 @@
         <w:t>3-hour lecture</w:t>
       </w:r>
       <w:r>
-        <w:t xml:space="preserve"> that develops the concepts with a </w:t>
+        <w:t xml:space="preserve"> develops the concepts and theory. A </w:t>
       </w:r>
       <w:r>
         <w:rPr>
           <w:b/>
           <w:bCs/>
         </w:rPr>
-        <w:t>2-hour exercise lab</w:t>
-      </w:r>
-      <w:r>
-        <w:t xml:space="preserve"> in which students implement and experiment with them. The exercises are the heart of the course: students write the code, run the training, read the curves, and explain what they found.</w:t>
+        <w:t>2-hour practice lesson</w:t>
+      </w:r>
+      <w:r>
+        <w:t xml:space="preserve"> follows, in which the instructor demonstrates implementations, runs code, and works through examples. A weekly lab is then set as homework, where students implement, experiment, read the curves, and explain what they found. The labs are the graded hands-on core of the course.</w:t>
       </w:r>
     </w:p>
     <w:p>
@@ -1219,7 +1219,7 @@
           <w:sz w:val="26"/>
           <w:szCs w:val="26"/>
         </w:rPr>
-        <w:t>Working with an AI assistant: How the Exercises Are Built</w:t>
+        <w:t>Working with an AI assistant: How the Labs Are Built</w:t>
       </w:r>
     </w:p>
     <w:p>
@@ -1228,7 +1228,7 @@
         <w:jc w:val="both"/>
       </w:pPr>
       <w:r>
-        <w:t>Students are expected to use an AI assistant as a coding partner in this course. That is how practitioners work now, and pretending otherwise would not prepare them for the advanced courses or for practice. The exercises are designed around that reality: An AI assistant can write the boilerplate, but it cannot do the learning for them. Every weekly exercise, therefore, has three parts.</w:t>
+        <w:t>Students are expected to use an AI assistant as a coding partner in this course. That is how practitioners work now, and pretending otherwise would not prepare them for the advanced courses or for practice. The labs are designed around that reality: An AI assistant can write the boilerplate, but it cannot do the learning for them. Every weekly lab, therefore, has three parts.</w:t>
       </w:r>
     </w:p>
     <w:p>
@@ -1288,7 +1288,7 @@
                 <w:sz w:val="13"/>
                 <w:szCs w:val="13"/>
               </w:rPr>
-              <w:t>PART A · CLAUDE WELCOME</w:t>
+              <w:t>PART A · AI ASSISTANT WELCOME</w:t>
             </w:r>
           </w:p>
           <w:p>
@@ -1493,7 +1493,7 @@
         <w:spacing w:after="80" w:line="280" w:lineRule="auto"/>
       </w:pPr>
       <w:r>
-        <w:t xml:space="preserve">Several exercises ask students to </w:t>
+        <w:t xml:space="preserve">Several labs ask students to </w:t>
       </w:r>
       <w:r>
         <w:rPr>
@@ -1516,7 +1516,7 @@
         <w:spacing w:after="80" w:line="280" w:lineRule="auto"/>
       </w:pPr>
       <w:r>
-        <w:t xml:space="preserve">Exercises are framed as </w:t>
+        <w:t xml:space="preserve">Labs are framed as </w:t>
       </w:r>
       <w:r>
         <w:rPr>
@@ -1717,7 +1717,7 @@
                 <w:sz w:val="16"/>
                 <w:szCs w:val="16"/>
               </w:rPr>
-              <w:t>WEEKLY EXERCISE: BUILD WITH CLAUDE, THEN LEARN IT (2 H)</w:t>
+              <w:t>WEEKLY LAB (HOMEWORK): BUILD WITH AN AI ASSISTANT, THEN LEARN IT</w:t>
             </w:r>
           </w:p>
         </w:tc>
@@ -3373,7 +3373,7 @@
         <w:jc w:val="both"/>
       </w:pPr>
       <w:r>
-        <w:t>Grading is project- and exercise-based, with weight placed on the parts that an AI assistant cannot do for the student: reasoning, interpretation, and defense. There are no written exams.</w:t>
+        <w:t>Grading is project- and lab-based, with weight placed on the parts that an AI assistant cannot do for the student: reasoning, interpretation, and defense. There are no written exams.</w:t>
       </w:r>
     </w:p>
     <w:p>
@@ -3521,7 +3521,7 @@
                 <w:b/>
                 <w:bCs/>
               </w:rPr>
-              <w:t>Weekly exercises</w:t>
+              <w:t>Weekly labs</w:t>
             </w:r>
           </w:p>
         </w:tc>
@@ -3543,7 +3543,7 @@
           </w:tcPr>
           <w:p>
             <w:r>
-              <w:t>Eleven exercises (best 10 count), each graded mostly on the Predict and Explain parts, not on the code alone.</w:t>
+              <w:t>Eleven labs (best 10 count), each graded mostly on the Predict and Explain parts, not on the code alone.</w:t>
             </w:r>
           </w:p>
         </w:tc>
@@ -3783,7 +3783,7 @@
           </w:tcPr>
           <w:p>
             <w:r>
-              <w:t>In-lecture exercises and lab engagement.</w:t>
+              <w:t>In-class exercises and participation.</w:t>
             </w:r>
           </w:p>
         </w:tc>
@@ -3963,7 +3963,7 @@
         <w:t xml:space="preserve">Core stack: </w:t>
       </w:r>
       <w:r>
-        <w:t>Python 3.11+, PyTorch, NumPy, and Matplotlib; Jupyter notebooks or Google Colab for exercises.</w:t>
+        <w:t>Python 3.11+, PyTorch, NumPy, and Matplotlib; Jupyter notebooks or Google Colab for the labs.</w:t>
       </w:r>
     </w:p>
     <w:p>
@@ -3983,7 +3983,7 @@
         <w:t xml:space="preserve">AI assistant: </w:t>
       </w:r>
       <w:r>
-        <w:t>An AI assistant is part of the toolkit and is expected for the Build portion of exercises.</w:t>
+        <w:t>An AI assistant is part of the toolkit and is expected for the Build portion of the labs.</w:t>
       </w:r>
     </w:p>
     <w:p>
@@ -4003,7 +4003,7 @@
         <w:t xml:space="preserve">Compute: </w:t>
       </w:r>
       <w:r>
-        <w:t>a GPU is helpful but not required; Colab provides free GPU access for the exercises and project.</w:t>
+        <w:t>a GPU is helpful but not required; Colab provides free GPU access for the labs and project.</w:t>
       </w:r>
     </w:p>
     <w:p>
@@ -4043,7 +4043,7 @@
         <w:t xml:space="preserve">Course materials: </w:t>
       </w:r>
       <w:r>
-        <w:t>lecture slides, exercise notebooks, and starter code are posted weekly on the course site.</w:t>
+        <w:t>lecture slides, lab notebooks, and starter code are posted weekly on the course site.</w:t>
       </w:r>
     </w:p>
     <w:sectPr>

--- a/syllabus/syllabus.docx
+++ b/syllabus/syllabus.docx
@@ -635,7 +635,7 @@
                 <w:sz w:val="13"/>
                 <w:szCs w:val="13"/>
               </w:rPr>
-              <w:t>LEADS TO</w:t>
+              <w:t>FEEDS INTO</w:t>
             </w:r>
           </w:p>
           <w:p>
@@ -646,7 +646,7 @@
                 <w:sz w:val="19"/>
                 <w:szCs w:val="19"/>
               </w:rPr>
-              <w:t>Advanced LLMs · Advanced Computer Vision</w:t>
+              <w:t>Advanced LLMs and Computer Vision</w:t>
             </w:r>
           </w:p>
         </w:tc>
@@ -701,7 +701,7 @@
         <w:jc w:val="both"/>
       </w:pPr>
       <w:r>
-        <w:t>This is the foundational deep learning course in the program. It assumes students have completed an introductory machine-learning course and turns that background into working neural-network skills: framing a task in tensor terms, and then implementing, training, and debugging networks in PyTorch. The emphasis throughout is on building and experimentation, not on watching.</w:t>
+        <w:t>This is the foundational deep-learning course, required of every computer-science student and taught across all specializations. It assumes students have completed an introductory machine-learning course and turns that background into working neural-network skills: framing a task in tensor terms, and then implementing, training, and debugging networks in PyTorch. The emphasis throughout is on building and experimentation, not on watching.</w:t>
       </w:r>
     </w:p>
     <w:p>
@@ -710,14 +710,14 @@
         <w:jc w:val="both"/>
       </w:pPr>
       <w:r>
-        <w:t xml:space="preserve">The course serves as a bridge to the advanced electives. The architectures, training discipline, and representation-learning ideas students build here serve as the assumed background for the later </w:t>
+        <w:t xml:space="preserve">The architectures, training discipline, and representation-learning ideas built here form the shared deep-learning base for continued specialization in artificial intelligence, including </w:t>
       </w:r>
       <w:r>
         <w:rPr>
           <w:b/>
           <w:bCs/>
         </w:rPr>
-        <w:t>Advanced Large Language Models</w:t>
+        <w:t>large language models</w:t>
       </w:r>
       <w:r>
         <w:t xml:space="preserve"> and </w:t>
@@ -727,10 +727,10 @@
           <w:b/>
           <w:bCs/>
         </w:rPr>
-        <w:t>Advanced Computer Vision</w:t>
-      </w:r>
-      <w:r>
-        <w:t xml:space="preserve"> courses. The goal is a solid, transferable foundation rather than depth in any single application area: once students can frame, build, train, and debug a network, the advanced courses can focus on what is specific to language and to vision.</w:t>
+        <w:t>computer vision</w:t>
+      </w:r>
+      <w:r>
+        <w:t>. The course is valuable in its own right, not only as a step toward later courses: the goal is a solid, transferable foundation for any AI-related path.</w:t>
       </w:r>
     </w:p>
     <w:p>
